--- a/lessons/7-6/readiness/practice.docx
+++ b/lessons/7-6/readiness/practice.docx
@@ -14,7 +14,7 @@
           <w:sz w:val="36"/>
           <w:szCs w:val="36"/>
         </w:rPr>
-        <w:t xml:space="preserve">Get Ready: Solve and Graph Inequalities</w:t>
+        <w:t xml:space="preserve">Get Ready: Distance on the Coordinate Plane</w:t>
       </w:r>
     </w:p>
     <w:p>
@@ -29,7 +29,7 @@
           <w:sz w:val="20"/>
           <w:szCs w:val="20"/>
         </w:rPr>
-        <w:t xml:space="preserve">Readiness practice for Lesson 7-6  ·  Builds toward 6.EE.5</w:t>
+        <w:t xml:space="preserve">Readiness practice for Lesson 9-6  ·  Builds toward 6.NS.8</w:t>
       </w:r>
     </w:p>
     <w:p>
@@ -68,7 +68,7 @@
           <w:sz w:val="22"/>
           <w:szCs w:val="22"/>
         </w:rPr>
-        <w:t xml:space="preserve">To solve and graph an inequality, you test numbers to see which make it true, then place them on a number line — that runs on substituting to check and number line basics. Warm up both and this lesson clicks.</w:t>
+        <w:t xml:space="preserve">Finding distance between two points runs on subtraction and counting steps along a line. Warm up subtracting whole numbers and counting gaps on a number line, and distance on the grid becomes "just subtract."</w:t>
       </w:r>
     </w:p>
     <w:p>
@@ -81,7 +81,7 @@
           <w:sz w:val="20"/>
           <w:szCs w:val="20"/>
         </w:rPr>
-        <w:t xml:space="preserve">Skills you'll warm up: Substituting a number to check  ·  Comparing with &lt; and &gt;  ·  Number line basics (order)  ·  Reading at least / at most</w:t>
+        <w:t xml:space="preserve">Skills you'll warm up: Whole-number subtraction  ·  Counting steps between numbers  ·  Reading coordinates  ·  Distance along a line</w:t>
       </w:r>
     </w:p>
     <w:p>
@@ -124,7 +124,7 @@
           <w:sz w:val="20"/>
           <w:szCs w:val="20"/>
         </w:rPr>
-        <w:t xml:space="preserve">Substitute and decide true or false.</w:t>
+        <w:t xml:space="preserve">Subtract one step at a time.</w:t>
       </w:r>
     </w:p>
     <w:p>
@@ -136,7 +136,18 @@
           <w:sz w:val="22"/>
           <w:szCs w:val="22"/>
         </w:rPr>
-        <w:t xml:space="preserve">1.  Is 7 &gt; 2 true?</w:t>
+        <w:t xml:space="preserve">1.  What is 5 − 2?</w:t>
+      </w:r>
+    </w:p>
+    <w:p>
+      <w:pPr>
+        <w:spacing w:after="80" w:before="0"/>
+      </w:pPr>
+      <w:r>
+        <w:rPr>
+          <w:color w:val="BBBBBB"/>
+        </w:rPr>
+        <w:t xml:space="preserve">____________________________________________________</w:t>
       </w:r>
     </w:p>
     <w:p>
@@ -145,11 +156,10 @@
       </w:pPr>
       <w:r>
         <w:rPr>
-          <w:color w:val="5E6E7E"/>
-          <w:sz w:val="20"/>
-          <w:szCs w:val="20"/>
-        </w:rPr>
-        <w:t xml:space="preserve">     choices: True   /   False</w:t>
+          <w:sz w:val="22"/>
+          <w:szCs w:val="22"/>
+        </w:rPr>
+        <w:t xml:space="preserve">2.  What is 7 − 3?</w:t>
       </w:r>
     </w:p>
     <w:p>
@@ -172,56 +182,7 @@
           <w:sz w:val="22"/>
           <w:szCs w:val="22"/>
         </w:rPr>
-        <w:t xml:space="preserve">2.  Is 3 &lt; 1 true?</w:t>
-      </w:r>
-    </w:p>
-    <w:p>
-      <w:pPr>
-        <w:spacing w:after="40" w:before="0"/>
-      </w:pPr>
-      <w:r>
-        <w:rPr>
-          <w:color w:val="5E6E7E"/>
-          <w:sz w:val="20"/>
-          <w:szCs w:val="20"/>
-        </w:rPr>
-        <w:t xml:space="preserve">     choices: True   /   False</w:t>
-      </w:r>
-    </w:p>
-    <w:p>
-      <w:pPr>
-        <w:spacing w:after="80" w:before="0"/>
-      </w:pPr>
-      <w:r>
-        <w:rPr>
-          <w:color w:val="BBBBBB"/>
-        </w:rPr>
-        <w:t xml:space="preserve">____________________________________________________</w:t>
-      </w:r>
-    </w:p>
-    <w:p>
-      <w:pPr>
-        <w:spacing w:after="40" w:before="0"/>
-      </w:pPr>
-      <w:r>
-        <w:rPr>
-          <w:sz w:val="22"/>
-          <w:szCs w:val="22"/>
-        </w:rPr>
-        <w:t xml:space="preserve">3.  Put x = 4 into x &lt; 6. Is it true?</w:t>
-      </w:r>
-    </w:p>
-    <w:p>
-      <w:pPr>
-        <w:spacing w:after="40" w:before="0"/>
-      </w:pPr>
-      <w:r>
-        <w:rPr>
-          <w:color w:val="5E6E7E"/>
-          <w:sz w:val="20"/>
-          <w:szCs w:val="20"/>
-        </w:rPr>
-        <w:t xml:space="preserve">     choices: True — 4 &lt; 6   /   False</w:t>
+        <w:t xml:space="preserve">3.  How many steps from 0 to 6?</w:t>
       </w:r>
     </w:p>
     <w:p>
@@ -261,7 +222,7 @@
           <w:sz w:val="20"/>
           <w:szCs w:val="20"/>
         </w:rPr>
-        <w:t xml:space="preserve">Find a solution.</w:t>
+        <w:t xml:space="preserve">Count the gap between two numbers.</w:t>
       </w:r>
     </w:p>
     <w:p>
@@ -273,7 +234,18 @@
           <w:sz w:val="22"/>
           <w:szCs w:val="22"/>
         </w:rPr>
-        <w:t xml:space="preserve">1.  Which number is a solution of n &gt; 5?</w:t>
+        <w:t xml:space="preserve">1.  How many steps from 2 to 9?</w:t>
+      </w:r>
+    </w:p>
+    <w:p>
+      <w:pPr>
+        <w:spacing w:after="80" w:before="0"/>
+      </w:pPr>
+      <w:r>
+        <w:rPr>
+          <w:color w:val="BBBBBB"/>
+        </w:rPr>
+        <w:t xml:space="preserve">____________________________________________________</w:t>
       </w:r>
     </w:p>
     <w:p>
@@ -282,47 +254,10 @@
       </w:pPr>
       <w:r>
         <w:rPr>
-          <w:color w:val="5E6E7E"/>
-          <w:sz w:val="20"/>
-          <w:szCs w:val="20"/>
-        </w:rPr>
-        <w:t xml:space="preserve">     choices: 2   /   8   /   5</w:t>
-      </w:r>
-    </w:p>
-    <w:p>
-      <w:pPr>
-        <w:spacing w:after="80" w:before="0"/>
-      </w:pPr>
-      <w:r>
-        <w:rPr>
-          <w:color w:val="BBBBBB"/>
-        </w:rPr>
-        <w:t xml:space="preserve">____________________________________________________</w:t>
-      </w:r>
-    </w:p>
-    <w:p>
-      <w:pPr>
-        <w:spacing w:after="40" w:before="0"/>
-      </w:pPr>
-      <w:r>
-        <w:rPr>
-          <w:sz w:val="22"/>
-          <w:szCs w:val="22"/>
-        </w:rPr>
-        <w:t xml:space="preserve">2.  Which number is a solution of n &lt; 3?</w:t>
-      </w:r>
-    </w:p>
-    <w:p>
-      <w:pPr>
-        <w:spacing w:after="40" w:before="0"/>
-      </w:pPr>
-      <w:r>
-        <w:rPr>
-          <w:color w:val="5E6E7E"/>
-          <w:sz w:val="20"/>
-          <w:szCs w:val="20"/>
-        </w:rPr>
-        <w:t xml:space="preserve">     choices: 1   /   3   /   5</w:t>
+          <w:sz w:val="22"/>
+          <w:szCs w:val="22"/>
+        </w:rPr>
+        <w:t xml:space="preserve">2.  Two points sit at x = 1 and x = 5. How far apart are they?</w:t>
       </w:r>
     </w:p>
     <w:p>
@@ -362,7 +297,7 @@
           <w:sz w:val="20"/>
           <w:szCs w:val="20"/>
         </w:rPr>
-        <w:t xml:space="preserve">Test the boundary number.</w:t>
+        <w:t xml:space="preserve">Stretch into distance on a grid.</w:t>
       </w:r>
     </w:p>
     <w:p>
@@ -374,7 +309,18 @@
           <w:sz w:val="22"/>
           <w:szCs w:val="22"/>
         </w:rPr>
-        <w:t xml:space="preserve">1.  Is 2 a solution of n &gt; 2?</w:t>
+        <w:t xml:space="preserve">1.  Points (3, 2) and (8, 2) are in the same row. How far apart are they?</w:t>
+      </w:r>
+    </w:p>
+    <w:p>
+      <w:pPr>
+        <w:spacing w:after="80" w:before="0"/>
+      </w:pPr>
+      <w:r>
+        <w:rPr>
+          <w:color w:val="BBBBBB"/>
+        </w:rPr>
+        <w:t xml:space="preserve">____________________________________________________</w:t>
       </w:r>
     </w:p>
     <w:p>
@@ -383,47 +329,10 @@
       </w:pPr>
       <w:r>
         <w:rPr>
-          <w:color w:val="5E6E7E"/>
-          <w:sz w:val="20"/>
-          <w:szCs w:val="20"/>
-        </w:rPr>
-        <w:t xml:space="preserve">     choices: Yes   /   No — 2 is not greater than 2</w:t>
-      </w:r>
-    </w:p>
-    <w:p>
-      <w:pPr>
-        <w:spacing w:after="80" w:before="0"/>
-      </w:pPr>
-      <w:r>
-        <w:rPr>
-          <w:color w:val="BBBBBB"/>
-        </w:rPr>
-        <w:t xml:space="preserve">____________________________________________________</w:t>
-      </w:r>
-    </w:p>
-    <w:p>
-      <w:pPr>
-        <w:spacing w:after="40" w:before="0"/>
-      </w:pPr>
-      <w:r>
-        <w:rPr>
-          <w:sz w:val="22"/>
-          <w:szCs w:val="22"/>
-        </w:rPr>
-        <w:t xml:space="preserve">2.  "At least 5" means a number that is…</w:t>
-      </w:r>
-    </w:p>
-    <w:p>
-      <w:pPr>
-        <w:spacing w:after="40" w:before="0"/>
-      </w:pPr>
-      <w:r>
-        <w:rPr>
-          <w:color w:val="5E6E7E"/>
-          <w:sz w:val="20"/>
-          <w:szCs w:val="20"/>
-        </w:rPr>
-        <w:t xml:space="preserve">     choices: 5 or more   /   less than 5</w:t>
+          <w:sz w:val="22"/>
+          <w:szCs w:val="22"/>
+        </w:rPr>
+        <w:t xml:space="preserve">2.  Points (4, 1) and (4, 6) are in the same column. How far apart are they?</w:t>
       </w:r>
     </w:p>
     <w:p>
@@ -461,7 +370,18 @@
           <w:sz w:val="22"/>
           <w:szCs w:val="22"/>
         </w:rPr>
-        <w:t xml:space="preserve">1.  Which number is a solution of n &gt; 6?</w:t>
+        <w:t xml:space="preserve">1.  How many steps from 3 to 10?</w:t>
+      </w:r>
+    </w:p>
+    <w:p>
+      <w:pPr>
+        <w:spacing w:after="80" w:before="0"/>
+      </w:pPr>
+      <w:r>
+        <w:rPr>
+          <w:color w:val="BBBBBB"/>
+        </w:rPr>
+        <w:t xml:space="preserve">____________________________________________________</w:t>
       </w:r>
     </w:p>
     <w:p>
@@ -470,47 +390,10 @@
       </w:pPr>
       <w:r>
         <w:rPr>
-          <w:color w:val="5E6E7E"/>
-          <w:sz w:val="20"/>
-          <w:szCs w:val="20"/>
-        </w:rPr>
-        <w:t xml:space="preserve">     choices: 1   /   6   /   9</w:t>
-      </w:r>
-    </w:p>
-    <w:p>
-      <w:pPr>
-        <w:spacing w:after="80" w:before="0"/>
-      </w:pPr>
-      <w:r>
-        <w:rPr>
-          <w:color w:val="BBBBBB"/>
-        </w:rPr>
-        <w:t xml:space="preserve">____________________________________________________</w:t>
-      </w:r>
-    </w:p>
-    <w:p>
-      <w:pPr>
-        <w:spacing w:after="40" w:before="0"/>
-      </w:pPr>
-      <w:r>
-        <w:rPr>
-          <w:sz w:val="22"/>
-          <w:szCs w:val="22"/>
-        </w:rPr>
-        <w:t xml:space="preserve">2.  Is x = 3 a solution of x &lt; 3?</w:t>
-      </w:r>
-    </w:p>
-    <w:p>
-      <w:pPr>
-        <w:spacing w:after="40" w:before="0"/>
-      </w:pPr>
-      <w:r>
-        <w:rPr>
-          <w:color w:val="5E6E7E"/>
-          <w:sz w:val="20"/>
-          <w:szCs w:val="20"/>
-        </w:rPr>
-        <w:t xml:space="preserve">     choices: Yes   /   No — 3 is not less than 3</w:t>
+          <w:sz w:val="22"/>
+          <w:szCs w:val="22"/>
+        </w:rPr>
+        <w:t xml:space="preserve">2.  Points (2, 5) and (9, 5) are in the same row. How far apart are they?</w:t>
       </w:r>
     </w:p>
     <w:p>
@@ -536,7 +419,7 @@
           <w:sz w:val="20"/>
           <w:szCs w:val="20"/>
         </w:rPr>
-        <w:t xml:space="preserve">When you've finished, open Lesson 7-6 and dive in!</w:t>
+        <w:t xml:space="preserve">When you've finished, open Lesson 9-6 and dive in!</w:t>
       </w:r>
     </w:p>
     <w:p>
@@ -583,7 +466,7 @@
           <w:sz w:val="20"/>
           <w:szCs w:val="20"/>
         </w:rPr>
-        <w:t xml:space="preserve">1. True</w:t>
+        <w:t xml:space="preserve">1. 3</w:t>
       </w:r>
     </w:p>
     <w:p>
@@ -595,7 +478,7 @@
           <w:sz w:val="20"/>
           <w:szCs w:val="20"/>
         </w:rPr>
-        <w:t xml:space="preserve">2. False</w:t>
+        <w:t xml:space="preserve">2. 4</w:t>
       </w:r>
     </w:p>
     <w:p>
@@ -607,7 +490,7 @@
           <w:sz w:val="20"/>
           <w:szCs w:val="20"/>
         </w:rPr>
-        <w:t xml:space="preserve">3. True — 4 &lt; 6</w:t>
+        <w:t xml:space="preserve">3. 6</w:t>
       </w:r>
     </w:p>
     <w:p>
@@ -634,7 +517,7 @@
           <w:sz w:val="20"/>
           <w:szCs w:val="20"/>
         </w:rPr>
-        <w:t xml:space="preserve">1. 8</w:t>
+        <w:t xml:space="preserve">1. 7</w:t>
       </w:r>
     </w:p>
     <w:p>
@@ -646,7 +529,7 @@
           <w:sz w:val="20"/>
           <w:szCs w:val="20"/>
         </w:rPr>
-        <w:t xml:space="preserve">2. 1</w:t>
+        <w:t xml:space="preserve">2. 4</w:t>
       </w:r>
     </w:p>
     <w:p>
@@ -673,7 +556,7 @@
           <w:sz w:val="20"/>
           <w:szCs w:val="20"/>
         </w:rPr>
-        <w:t xml:space="preserve">1. No — 2 is not greater than 2</w:t>
+        <w:t xml:space="preserve">1. 5</w:t>
       </w:r>
     </w:p>
     <w:p>
@@ -685,7 +568,7 @@
           <w:sz w:val="20"/>
           <w:szCs w:val="20"/>
         </w:rPr>
-        <w:t xml:space="preserve">2. 5 or more</w:t>
+        <w:t xml:space="preserve">2. 5</w:t>
       </w:r>
     </w:p>
     <w:p>
@@ -712,7 +595,7 @@
           <w:sz w:val="20"/>
           <w:szCs w:val="20"/>
         </w:rPr>
-        <w:t xml:space="preserve">1. 9</w:t>
+        <w:t xml:space="preserve">1. 7</w:t>
       </w:r>
     </w:p>
     <w:p>
@@ -724,7 +607,7 @@
           <w:sz w:val="20"/>
           <w:szCs w:val="20"/>
         </w:rPr>
-        <w:t xml:space="preserve">2. No — 3 is not less than 3</w:t>
+        <w:t xml:space="preserve">2. 7</w:t>
       </w:r>
     </w:p>
     <w:sectPr>
